--- a/Fase 2/Manuales/SIGMA_Manual_EP06_Repuestos_bodegas_e_inventario.docx
+++ b/Fase 2/Manuales/SIGMA_Manual_EP06_Repuestos_bodegas_e_inventario.docx
@@ -685,13 +685,14 @@
         </w:tblBorders>
       </w:tblPr>
       <w:tblGrid>
-        <w:gridCol w:w="4873"/>
-        <w:gridCol w:w="4873"/>
+        <w:gridCol w:w="3249"/>
+        <w:gridCol w:w="3249"/>
+        <w:gridCol w:w="3249"/>
       </w:tblGrid>
       <w:tr>
         <w:tc>
           <w:tcPr>
-            <w:tcW w:type="dxa" w:w="3402"/>
+            <w:tcW w:type="dxa" w:w="2551"/>
             <w:shd w:val="clear" w:color="auto" w:fill="E8E5F7"/>
           </w:tcPr>
           <w:p>
@@ -707,7 +708,7 @@
         </w:tc>
         <w:tc>
           <w:tcPr>
-            <w:tcW w:type="dxa" w:w="6236"/>
+            <w:tcW w:type="dxa" w:w="3969"/>
             <w:shd w:val="clear" w:color="auto" w:fill="E8E5F7"/>
           </w:tcPr>
           <w:p>
@@ -717,7 +718,23 @@
                 <w:b/>
                 <w:sz w:val="19"/>
               </w:rPr>
-              <w:t>Ruta</w:t>
+              <w:t>Ruta en el menú</w:t>
+            </w:r>
+          </w:p>
+        </w:tc>
+        <w:tc>
+          <w:tcPr>
+            <w:tcW w:type="dxa" w:w="3118"/>
+            <w:shd w:val="clear" w:color="auto" w:fill="E8E5F7"/>
+          </w:tcPr>
+          <w:p>
+            <w:r/>
+            <w:r>
+              <w:rPr>
+                <w:b/>
+                <w:sz w:val="19"/>
+              </w:rPr>
+              <w:t>Pestañas que tiene</w:t>
             </w:r>
           </w:p>
         </w:tc>
@@ -725,7 +742,7 @@
       <w:tr>
         <w:tc>
           <w:tcPr>
-            <w:tcW w:type="dxa" w:w="3402"/>
+            <w:tcW w:type="dxa" w:w="2551"/>
           </w:tcPr>
           <w:p>
             <w:r/>
@@ -739,7 +756,7 @@
         </w:tc>
         <w:tc>
           <w:tcPr>
-            <w:tcW w:type="dxa" w:w="6236"/>
+            <w:tcW w:type="dxa" w:w="3969"/>
           </w:tcPr>
           <w:p>
             <w:r/>
@@ -748,6 +765,20 @@
                 <w:sz w:val="19"/>
               </w:rPr>
               <w:t>Inventario › Bodegas</w:t>
+            </w:r>
+          </w:p>
+        </w:tc>
+        <w:tc>
+          <w:tcPr>
+            <w:tcW w:type="dxa" w:w="3118"/>
+          </w:tcPr>
+          <w:p>
+            <w:r/>
+            <w:r>
+              <w:rPr>
+                <w:sz w:val="19"/>
+              </w:rPr>
+              <w:t>—</w:t>
             </w:r>
           </w:p>
         </w:tc>
@@ -755,7 +786,7 @@
       <w:tr>
         <w:tc>
           <w:tcPr>
-            <w:tcW w:type="dxa" w:w="3402"/>
+            <w:tcW w:type="dxa" w:w="2551"/>
           </w:tcPr>
           <w:p>
             <w:r/>
@@ -769,7 +800,7 @@
         </w:tc>
         <w:tc>
           <w:tcPr>
-            <w:tcW w:type="dxa" w:w="6236"/>
+            <w:tcW w:type="dxa" w:w="3969"/>
           </w:tcPr>
           <w:p>
             <w:r/>
@@ -778,6 +809,20 @@
                 <w:sz w:val="19"/>
               </w:rPr>
               <w:t>Inventario › Tipos de repuesto</w:t>
+            </w:r>
+          </w:p>
+        </w:tc>
+        <w:tc>
+          <w:tcPr>
+            <w:tcW w:type="dxa" w:w="3118"/>
+          </w:tcPr>
+          <w:p>
+            <w:r/>
+            <w:r>
+              <w:rPr>
+                <w:sz w:val="19"/>
+              </w:rPr>
+              <w:t>—</w:t>
             </w:r>
           </w:p>
         </w:tc>
@@ -785,7 +830,7 @@
       <w:tr>
         <w:tc>
           <w:tcPr>
-            <w:tcW w:type="dxa" w:w="3402"/>
+            <w:tcW w:type="dxa" w:w="2551"/>
           </w:tcPr>
           <w:p>
             <w:r/>
@@ -799,7 +844,7 @@
         </w:tc>
         <w:tc>
           <w:tcPr>
-            <w:tcW w:type="dxa" w:w="6236"/>
+            <w:tcW w:type="dxa" w:w="3969"/>
           </w:tcPr>
           <w:p>
             <w:r/>
@@ -808,6 +853,20 @@
                 <w:sz w:val="19"/>
               </w:rPr>
               <w:t>Inventario › Centro de repuestos</w:t>
+            </w:r>
+          </w:p>
+        </w:tc>
+        <w:tc>
+          <w:tcPr>
+            <w:tcW w:type="dxa" w:w="3118"/>
+          </w:tcPr>
+          <w:p>
+            <w:r/>
+            <w:r>
+              <w:rPr>
+                <w:sz w:val="19"/>
+              </w:rPr>
+              <w:t>Resumen · Compatibilidades · Existencias · Posiciones · Movimientos · Vida útil · Evidencia y documentos</w:t>
             </w:r>
           </w:p>
         </w:tc>
@@ -847,13 +906,14 @@
         </w:tblBorders>
       </w:tblPr>
       <w:tblGrid>
-        <w:gridCol w:w="4873"/>
-        <w:gridCol w:w="4873"/>
+        <w:gridCol w:w="3249"/>
+        <w:gridCol w:w="3249"/>
+        <w:gridCol w:w="3249"/>
       </w:tblGrid>
       <w:tr>
         <w:tc>
           <w:tcPr>
-            <w:tcW w:type="dxa" w:w="3402"/>
+            <w:tcW w:type="dxa" w:w="2551"/>
             <w:shd w:val="clear" w:color="auto" w:fill="E8E5F7"/>
           </w:tcPr>
           <w:p>
@@ -869,7 +929,7 @@
         </w:tc>
         <w:tc>
           <w:tcPr>
-            <w:tcW w:type="dxa" w:w="6236"/>
+            <w:tcW w:type="dxa" w:w="3969"/>
             <w:shd w:val="clear" w:color="auto" w:fill="E8E5F7"/>
           </w:tcPr>
           <w:p>
@@ -883,11 +943,27 @@
             </w:r>
           </w:p>
         </w:tc>
+        <w:tc>
+          <w:tcPr>
+            <w:tcW w:type="dxa" w:w="3118"/>
+            <w:shd w:val="clear" w:color="auto" w:fill="E8E5F7"/>
+          </w:tcPr>
+          <w:p>
+            <w:r/>
+            <w:r>
+              <w:rPr>
+                <w:b/>
+                <w:sz w:val="18"/>
+              </w:rPr>
+              <w:t>Pestañas que tiene</w:t>
+            </w:r>
+          </w:p>
+        </w:tc>
       </w:tr>
       <w:tr>
         <w:tc>
           <w:tcPr>
-            <w:tcW w:type="dxa" w:w="3402"/>
+            <w:tcW w:type="dxa" w:w="2551"/>
           </w:tcPr>
           <w:p>
             <w:r/>
@@ -901,7 +977,7 @@
         </w:tc>
         <w:tc>
           <w:tcPr>
-            <w:tcW w:type="dxa" w:w="6236"/>
+            <w:tcW w:type="dxa" w:w="3969"/>
           </w:tcPr>
           <w:p>
             <w:r/>
@@ -910,6 +986,20 @@
                 <w:sz w:val="18"/>
               </w:rPr>
               <w:t>Inventario › Repuestos</w:t>
+            </w:r>
+          </w:p>
+        </w:tc>
+        <w:tc>
+          <w:tcPr>
+            <w:tcW w:type="dxa" w:w="3118"/>
+          </w:tcPr>
+          <w:p>
+            <w:r/>
+            <w:r>
+              <w:rPr>
+                <w:sz w:val="18"/>
+              </w:rPr>
+              <w:t>—</w:t>
             </w:r>
           </w:p>
         </w:tc>
@@ -917,7 +1007,7 @@
       <w:tr>
         <w:tc>
           <w:tcPr>
-            <w:tcW w:type="dxa" w:w="3402"/>
+            <w:tcW w:type="dxa" w:w="2551"/>
           </w:tcPr>
           <w:p>
             <w:r/>
@@ -931,7 +1021,7 @@
         </w:tc>
         <w:tc>
           <w:tcPr>
-            <w:tcW w:type="dxa" w:w="6236"/>
+            <w:tcW w:type="dxa" w:w="3969"/>
           </w:tcPr>
           <w:p>
             <w:r/>
@@ -940,6 +1030,20 @@
                 <w:sz w:val="18"/>
               </w:rPr>
               <w:t>Inventario › Existencias</w:t>
+            </w:r>
+          </w:p>
+        </w:tc>
+        <w:tc>
+          <w:tcPr>
+            <w:tcW w:type="dxa" w:w="3118"/>
+          </w:tcPr>
+          <w:p>
+            <w:r/>
+            <w:r>
+              <w:rPr>
+                <w:sz w:val="18"/>
+              </w:rPr>
+              <w:t>—</w:t>
             </w:r>
           </w:p>
         </w:tc>
@@ -947,7 +1051,7 @@
       <w:tr>
         <w:tc>
           <w:tcPr>
-            <w:tcW w:type="dxa" w:w="3402"/>
+            <w:tcW w:type="dxa" w:w="2551"/>
           </w:tcPr>
           <w:p>
             <w:r/>
@@ -961,7 +1065,7 @@
         </w:tc>
         <w:tc>
           <w:tcPr>
-            <w:tcW w:type="dxa" w:w="6236"/>
+            <w:tcW w:type="dxa" w:w="3969"/>
           </w:tcPr>
           <w:p>
             <w:r/>
@@ -970,6 +1074,20 @@
                 <w:sz w:val="18"/>
               </w:rPr>
               <w:t>Inventario › Movimientos</w:t>
+            </w:r>
+          </w:p>
+        </w:tc>
+        <w:tc>
+          <w:tcPr>
+            <w:tcW w:type="dxa" w:w="3118"/>
+          </w:tcPr>
+          <w:p>
+            <w:r/>
+            <w:r>
+              <w:rPr>
+                <w:sz w:val="18"/>
+              </w:rPr>
+              <w:t>—</w:t>
             </w:r>
           </w:p>
         </w:tc>
@@ -977,7 +1095,7 @@
       <w:tr>
         <w:tc>
           <w:tcPr>
-            <w:tcW w:type="dxa" w:w="3402"/>
+            <w:tcW w:type="dxa" w:w="2551"/>
           </w:tcPr>
           <w:p>
             <w:r/>
@@ -991,7 +1109,7 @@
         </w:tc>
         <w:tc>
           <w:tcPr>
-            <w:tcW w:type="dxa" w:w="6236"/>
+            <w:tcW w:type="dxa" w:w="3969"/>
           </w:tcPr>
           <w:p>
             <w:r/>
@@ -1000,6 +1118,20 @@
                 <w:sz w:val="18"/>
               </w:rPr>
               <w:t>Inventario › Repuesto (detalle)</w:t>
+            </w:r>
+          </w:p>
+        </w:tc>
+        <w:tc>
+          <w:tcPr>
+            <w:tcW w:type="dxa" w:w="3118"/>
+          </w:tcPr>
+          <w:p>
+            <w:r/>
+            <w:r>
+              <w:rPr>
+                <w:sz w:val="18"/>
+              </w:rPr>
+              <w:t>Datos · Stock mín. y máx. · Lotes</w:t>
             </w:r>
           </w:p>
         </w:tc>
@@ -1007,7 +1139,7 @@
       <w:tr>
         <w:tc>
           <w:tcPr>
-            <w:tcW w:type="dxa" w:w="3402"/>
+            <w:tcW w:type="dxa" w:w="2551"/>
           </w:tcPr>
           <w:p>
             <w:r/>
@@ -1021,7 +1153,7 @@
         </w:tc>
         <w:tc>
           <w:tcPr>
-            <w:tcW w:type="dxa" w:w="6236"/>
+            <w:tcW w:type="dxa" w:w="3969"/>
           </w:tcPr>
           <w:p>
             <w:r/>
@@ -1030,6 +1162,20 @@
                 <w:sz w:val="18"/>
               </w:rPr>
               <w:t>Inventario › Bodega (detalle)</w:t>
+            </w:r>
+          </w:p>
+        </w:tc>
+        <w:tc>
+          <w:tcPr>
+            <w:tcW w:type="dxa" w:w="3118"/>
+          </w:tcPr>
+          <w:p>
+            <w:r/>
+            <w:r>
+              <w:rPr>
+                <w:sz w:val="18"/>
+              </w:rPr>
+              <w:t>Datos · Ubicaciones</w:t>
             </w:r>
           </w:p>
         </w:tc>
@@ -1037,7 +1183,7 @@
       <w:tr>
         <w:tc>
           <w:tcPr>
-            <w:tcW w:type="dxa" w:w="3402"/>
+            <w:tcW w:type="dxa" w:w="2551"/>
           </w:tcPr>
           <w:p>
             <w:r/>
@@ -1051,7 +1197,7 @@
         </w:tc>
         <w:tc>
           <w:tcPr>
-            <w:tcW w:type="dxa" w:w="6236"/>
+            <w:tcW w:type="dxa" w:w="3969"/>
           </w:tcPr>
           <w:p>
             <w:r/>
@@ -1060,6 +1206,20 @@
                 <w:sz w:val="18"/>
               </w:rPr>
               <w:t>Inventario › Existencia (detalle)</w:t>
+            </w:r>
+          </w:p>
+        </w:tc>
+        <w:tc>
+          <w:tcPr>
+            <w:tcW w:type="dxa" w:w="3118"/>
+          </w:tcPr>
+          <w:p>
+            <w:r/>
+            <w:r>
+              <w:rPr>
+                <w:sz w:val="18"/>
+              </w:rPr>
+              <w:t>Dónde está · Por estante y lote · Últimos movimientos</w:t>
             </w:r>
           </w:p>
         </w:tc>
@@ -1067,7 +1227,7 @@
       <w:tr>
         <w:tc>
           <w:tcPr>
-            <w:tcW w:type="dxa" w:w="3402"/>
+            <w:tcW w:type="dxa" w:w="2551"/>
           </w:tcPr>
           <w:p>
             <w:r/>
@@ -1081,7 +1241,7 @@
         </w:tc>
         <w:tc>
           <w:tcPr>
-            <w:tcW w:type="dxa" w:w="6236"/>
+            <w:tcW w:type="dxa" w:w="3969"/>
           </w:tcPr>
           <w:p>
             <w:r/>
@@ -1090,6 +1250,20 @@
                 <w:sz w:val="18"/>
               </w:rPr>
               <w:t>Inventario › Movimiento (detalle)</w:t>
+            </w:r>
+          </w:p>
+        </w:tc>
+        <w:tc>
+          <w:tcPr>
+            <w:tcW w:type="dxa" w:w="3118"/>
+          </w:tcPr>
+          <w:p>
+            <w:r/>
+            <w:r>
+              <w:rPr>
+                <w:sz w:val="18"/>
+              </w:rPr>
+              <w:t>—</w:t>
             </w:r>
           </w:p>
         </w:tc>
@@ -1097,7 +1271,7 @@
       <w:tr>
         <w:tc>
           <w:tcPr>
-            <w:tcW w:type="dxa" w:w="3402"/>
+            <w:tcW w:type="dxa" w:w="2551"/>
           </w:tcPr>
           <w:p>
             <w:r/>
@@ -1111,7 +1285,7 @@
         </w:tc>
         <w:tc>
           <w:tcPr>
-            <w:tcW w:type="dxa" w:w="6236"/>
+            <w:tcW w:type="dxa" w:w="3969"/>
           </w:tcPr>
           <w:p>
             <w:r/>
@@ -1120,6 +1294,20 @@
                 <w:sz w:val="18"/>
               </w:rPr>
               <w:t>Inventario › Carga masiva de repuestos</w:t>
+            </w:r>
+          </w:p>
+        </w:tc>
+        <w:tc>
+          <w:tcPr>
+            <w:tcW w:type="dxa" w:w="3118"/>
+          </w:tcPr>
+          <w:p>
+            <w:r/>
+            <w:r>
+              <w:rPr>
+                <w:sz w:val="18"/>
+              </w:rPr>
+              <w:t>—</w:t>
             </w:r>
           </w:p>
         </w:tc>
@@ -1127,7 +1315,7 @@
       <w:tr>
         <w:tc>
           <w:tcPr>
-            <w:tcW w:type="dxa" w:w="3402"/>
+            <w:tcW w:type="dxa" w:w="2551"/>
           </w:tcPr>
           <w:p>
             <w:r/>
@@ -1141,7 +1329,7 @@
         </w:tc>
         <w:tc>
           <w:tcPr>
-            <w:tcW w:type="dxa" w:w="6236"/>
+            <w:tcW w:type="dxa" w:w="3969"/>
           </w:tcPr>
           <w:p>
             <w:r/>
@@ -1150,6 +1338,20 @@
                 <w:sz w:val="18"/>
               </w:rPr>
               <w:t>Inventario › Compatibilidades</w:t>
+            </w:r>
+          </w:p>
+        </w:tc>
+        <w:tc>
+          <w:tcPr>
+            <w:tcW w:type="dxa" w:w="3118"/>
+          </w:tcPr>
+          <w:p>
+            <w:r/>
+            <w:r>
+              <w:rPr>
+                <w:sz w:val="18"/>
+              </w:rPr>
+              <w:t>—</w:t>
             </w:r>
           </w:p>
         </w:tc>
@@ -1157,7 +1359,7 @@
       <w:tr>
         <w:tc>
           <w:tcPr>
-            <w:tcW w:type="dxa" w:w="3402"/>
+            <w:tcW w:type="dxa" w:w="2551"/>
           </w:tcPr>
           <w:p>
             <w:r/>
@@ -1171,7 +1373,7 @@
         </w:tc>
         <w:tc>
           <w:tcPr>
-            <w:tcW w:type="dxa" w:w="6236"/>
+            <w:tcW w:type="dxa" w:w="3969"/>
           </w:tcPr>
           <w:p>
             <w:r/>
@@ -1180,6 +1382,20 @@
                 <w:sz w:val="18"/>
               </w:rPr>
               <w:t>Inventario › Compatibilidad (detalle)</w:t>
+            </w:r>
+          </w:p>
+        </w:tc>
+        <w:tc>
+          <w:tcPr>
+            <w:tcW w:type="dxa" w:w="3118"/>
+          </w:tcPr>
+          <w:p>
+            <w:r/>
+            <w:r>
+              <w:rPr>
+                <w:sz w:val="18"/>
+              </w:rPr>
+              <w:t>—</w:t>
             </w:r>
           </w:p>
         </w:tc>
@@ -1187,7 +1403,7 @@
       <w:tr>
         <w:tc>
           <w:tcPr>
-            <w:tcW w:type="dxa" w:w="3402"/>
+            <w:tcW w:type="dxa" w:w="2551"/>
           </w:tcPr>
           <w:p>
             <w:r/>
@@ -1201,7 +1417,7 @@
         </w:tc>
         <w:tc>
           <w:tcPr>
-            <w:tcW w:type="dxa" w:w="6236"/>
+            <w:tcW w:type="dxa" w:w="3969"/>
           </w:tcPr>
           <w:p>
             <w:r/>
@@ -1210,6 +1426,20 @@
                 <w:sz w:val="18"/>
               </w:rPr>
               <w:t>Inventario › Tipo de repuesto (detalle)</w:t>
+            </w:r>
+          </w:p>
+        </w:tc>
+        <w:tc>
+          <w:tcPr>
+            <w:tcW w:type="dxa" w:w="3118"/>
+          </w:tcPr>
+          <w:p>
+            <w:r/>
+            <w:r>
+              <w:rPr>
+                <w:sz w:val="18"/>
+              </w:rPr>
+              <w:t>—</w:t>
             </w:r>
           </w:p>
         </w:tc>
@@ -1217,7 +1447,7 @@
       <w:tr>
         <w:tc>
           <w:tcPr>
-            <w:tcW w:type="dxa" w:w="3402"/>
+            <w:tcW w:type="dxa" w:w="2551"/>
           </w:tcPr>
           <w:p>
             <w:r/>
@@ -1231,7 +1461,7 @@
         </w:tc>
         <w:tc>
           <w:tcPr>
-            <w:tcW w:type="dxa" w:w="6236"/>
+            <w:tcW w:type="dxa" w:w="3969"/>
           </w:tcPr>
           <w:p>
             <w:r/>
@@ -1240,6 +1470,20 @@
                 <w:sz w:val="18"/>
               </w:rPr>
               <w:t>Inventario › Vida útil de repuestos</w:t>
+            </w:r>
+          </w:p>
+        </w:tc>
+        <w:tc>
+          <w:tcPr>
+            <w:tcW w:type="dxa" w:w="3118"/>
+          </w:tcPr>
+          <w:p>
+            <w:r/>
+            <w:r>
+              <w:rPr>
+                <w:sz w:val="18"/>
+              </w:rPr>
+              <w:t>—</w:t>
             </w:r>
           </w:p>
         </w:tc>
@@ -1341,6 +1585,38 @@
         <w:rPr>
           <w:sz w:val="21"/>
         </w:rPr>
+        <w:t>Abra Centro de repuestos.</w:t>
+      </w:r>
+    </w:p>
+    <w:p>
+      <w:pPr>
+        <w:spacing w:after="120"/>
+        <w:ind w:left="680"/>
+      </w:pPr>
+      <w:r>
+        <w:rPr>
+          <w:color w:val="555555"/>
+          <w:sz w:val="19"/>
+        </w:rPr>
+        <w:t>Tiene estas pestañas: Resumen · Compatibilidades · Existencias · Posiciones · Movimientos · Vida útil · Evidencia y documentos</w:t>
+      </w:r>
+    </w:p>
+    <w:p>
+      <w:pPr>
+        <w:spacing w:after="40"/>
+      </w:pPr>
+      <w:r>
+        <w:rPr>
+          <w:b/>
+          <w:color w:val="4F46E5"/>
+          <w:sz w:val="21"/>
+        </w:rPr>
+        <w:t xml:space="preserve">Paso 3. </w:t>
+      </w:r>
+      <w:r>
+        <w:rPr>
+          <w:sz w:val="21"/>
+        </w:rPr>
         <w:t>Abra el formulario y complete los datos.</w:t>
       </w:r>
     </w:p>
@@ -1749,7 +2025,7 @@
           <w:color w:val="4F46E5"/>
           <w:sz w:val="21"/>
         </w:rPr>
-        <w:t xml:space="preserve">Paso 3. </w:t>
+        <w:t xml:space="preserve">Paso 4. </w:t>
       </w:r>
       <w:r>
         <w:rPr>
@@ -1768,7 +2044,7 @@
           <w:color w:val="4F46E5"/>
           <w:sz w:val="21"/>
         </w:rPr>
-        <w:t xml:space="preserve">Paso 4. </w:t>
+        <w:t xml:space="preserve">Paso 5. </w:t>
       </w:r>
       <w:r>
         <w:rPr>
@@ -2067,6 +2343,38 @@
         <w:rPr>
           <w:sz w:val="21"/>
         </w:rPr>
+        <w:t>Abra Centro de repuestos.</w:t>
+      </w:r>
+    </w:p>
+    <w:p>
+      <w:pPr>
+        <w:spacing w:after="120"/>
+        <w:ind w:left="680"/>
+      </w:pPr>
+      <w:r>
+        <w:rPr>
+          <w:color w:val="555555"/>
+          <w:sz w:val="19"/>
+        </w:rPr>
+        <w:t>Tiene estas pestañas: Resumen · Compatibilidades · Existencias · Posiciones · Movimientos · Vida útil · Evidencia y documentos</w:t>
+      </w:r>
+    </w:p>
+    <w:p>
+      <w:pPr>
+        <w:spacing w:after="40"/>
+      </w:pPr>
+      <w:r>
+        <w:rPr>
+          <w:b/>
+          <w:color w:val="4F46E5"/>
+          <w:sz w:val="21"/>
+        </w:rPr>
+        <w:t xml:space="preserve">Paso 3. </w:t>
+      </w:r>
+      <w:r>
+        <w:rPr>
+          <w:sz w:val="21"/>
+        </w:rPr>
         <w:t>Abra el formulario y complete los datos.</w:t>
       </w:r>
     </w:p>
@@ -2533,7 +2841,7 @@
           <w:color w:val="4F46E5"/>
           <w:sz w:val="21"/>
         </w:rPr>
-        <w:t xml:space="preserve">Paso 3. </w:t>
+        <w:t xml:space="preserve">Paso 4. </w:t>
       </w:r>
       <w:r>
         <w:rPr>
@@ -2552,7 +2860,7 @@
           <w:color w:val="4F46E5"/>
           <w:sz w:val="21"/>
         </w:rPr>
-        <w:t xml:space="preserve">Paso 4. </w:t>
+        <w:t xml:space="preserve">Paso 5. </w:t>
       </w:r>
       <w:r>
         <w:rPr>
@@ -2851,6 +3159,38 @@
         <w:rPr>
           <w:sz w:val="21"/>
         </w:rPr>
+        <w:t>Abra Centro de repuestos.</w:t>
+      </w:r>
+    </w:p>
+    <w:p>
+      <w:pPr>
+        <w:spacing w:after="120"/>
+        <w:ind w:left="680"/>
+      </w:pPr>
+      <w:r>
+        <w:rPr>
+          <w:color w:val="555555"/>
+          <w:sz w:val="19"/>
+        </w:rPr>
+        <w:t>Tiene estas pestañas: Resumen · Compatibilidades · Existencias · Posiciones · Movimientos · Vida útil · Evidencia y documentos</w:t>
+      </w:r>
+    </w:p>
+    <w:p>
+      <w:pPr>
+        <w:spacing w:after="40"/>
+      </w:pPr>
+      <w:r>
+        <w:rPr>
+          <w:b/>
+          <w:color w:val="4F46E5"/>
+          <w:sz w:val="21"/>
+        </w:rPr>
+        <w:t xml:space="preserve">Paso 3. </w:t>
+      </w:r>
+      <w:r>
+        <w:rPr>
+          <w:sz w:val="21"/>
+        </w:rPr>
         <w:t>Abra el formulario y complete los datos.</w:t>
       </w:r>
     </w:p>
@@ -3607,7 +3947,7 @@
           <w:color w:val="4F46E5"/>
           <w:sz w:val="21"/>
         </w:rPr>
-        <w:t xml:space="preserve">Paso 3. </w:t>
+        <w:t xml:space="preserve">Paso 4. </w:t>
       </w:r>
       <w:r>
         <w:rPr>
@@ -3626,7 +3966,7 @@
           <w:color w:val="4F46E5"/>
           <w:sz w:val="21"/>
         </w:rPr>
-        <w:t xml:space="preserve">Paso 4. </w:t>
+        <w:t xml:space="preserve">Paso 5. </w:t>
       </w:r>
       <w:r>
         <w:rPr>
@@ -3881,6 +4221,38 @@
         <w:rPr>
           <w:sz w:val="21"/>
         </w:rPr>
+        <w:t>Abra Centro de repuestos y pulse la pestaña «Existencias».</w:t>
+      </w:r>
+    </w:p>
+    <w:p>
+      <w:pPr>
+        <w:spacing w:after="120"/>
+        <w:ind w:left="680"/>
+      </w:pPr>
+      <w:r>
+        <w:rPr>
+          <w:color w:val="555555"/>
+          <w:sz w:val="19"/>
+        </w:rPr>
+        <w:t>Es donde se hace esta operación.</w:t>
+      </w:r>
+    </w:p>
+    <w:p>
+      <w:pPr>
+        <w:spacing w:after="40"/>
+      </w:pPr>
+      <w:r>
+        <w:rPr>
+          <w:b/>
+          <w:color w:val="4F46E5"/>
+          <w:sz w:val="21"/>
+        </w:rPr>
+        <w:t xml:space="preserve">Paso 3. </w:t>
+      </w:r>
+      <w:r>
+        <w:rPr>
+          <w:sz w:val="21"/>
+        </w:rPr>
         <w:t>Ejecute la acción desde la pantalla.</w:t>
       </w:r>
     </w:p>
@@ -3894,7 +4266,7 @@
           <w:color w:val="4F46E5"/>
           <w:sz w:val="21"/>
         </w:rPr>
-        <w:t xml:space="preserve">Paso 3. </w:t>
+        <w:t xml:space="preserve">Paso 4. </w:t>
       </w:r>
       <w:r>
         <w:rPr>
@@ -4149,6 +4521,38 @@
         <w:rPr>
           <w:sz w:val="21"/>
         </w:rPr>
+        <w:t>Abra Centro de repuestos.</w:t>
+      </w:r>
+    </w:p>
+    <w:p>
+      <w:pPr>
+        <w:spacing w:after="120"/>
+        <w:ind w:left="680"/>
+      </w:pPr>
+      <w:r>
+        <w:rPr>
+          <w:color w:val="555555"/>
+          <w:sz w:val="19"/>
+        </w:rPr>
+        <w:t>Tiene estas pestañas: Resumen · Compatibilidades · Existencias · Posiciones · Movimientos · Vida útil · Evidencia y documentos</w:t>
+      </w:r>
+    </w:p>
+    <w:p>
+      <w:pPr>
+        <w:spacing w:after="40"/>
+      </w:pPr>
+      <w:r>
+        <w:rPr>
+          <w:b/>
+          <w:color w:val="4F46E5"/>
+          <w:sz w:val="21"/>
+        </w:rPr>
+        <w:t xml:space="preserve">Paso 3. </w:t>
+      </w:r>
+      <w:r>
+        <w:rPr>
+          <w:sz w:val="21"/>
+        </w:rPr>
         <w:t>Abra el formulario y complete los datos.</w:t>
       </w:r>
     </w:p>
@@ -4847,7 +5251,7 @@
           <w:color w:val="4F46E5"/>
           <w:sz w:val="21"/>
         </w:rPr>
-        <w:t xml:space="preserve">Paso 3. </w:t>
+        <w:t xml:space="preserve">Paso 4. </w:t>
       </w:r>
       <w:r>
         <w:rPr>
@@ -4866,7 +5270,7 @@
           <w:color w:val="4F46E5"/>
           <w:sz w:val="21"/>
         </w:rPr>
-        <w:t xml:space="preserve">Paso 4. </w:t>
+        <w:t xml:space="preserve">Paso 5. </w:t>
       </w:r>
       <w:r>
         <w:rPr>
@@ -5121,6 +5525,38 @@
         <w:rPr>
           <w:sz w:val="21"/>
         </w:rPr>
+        <w:t>Abra Centro de repuestos.</w:t>
+      </w:r>
+    </w:p>
+    <w:p>
+      <w:pPr>
+        <w:spacing w:after="120"/>
+        <w:ind w:left="680"/>
+      </w:pPr>
+      <w:r>
+        <w:rPr>
+          <w:color w:val="555555"/>
+          <w:sz w:val="19"/>
+        </w:rPr>
+        <w:t>Tiene estas pestañas: Resumen · Compatibilidades · Existencias · Posiciones · Movimientos · Vida útil · Evidencia y documentos</w:t>
+      </w:r>
+    </w:p>
+    <w:p>
+      <w:pPr>
+        <w:spacing w:after="40"/>
+      </w:pPr>
+      <w:r>
+        <w:rPr>
+          <w:b/>
+          <w:color w:val="4F46E5"/>
+          <w:sz w:val="21"/>
+        </w:rPr>
+        <w:t xml:space="preserve">Paso 3. </w:t>
+      </w:r>
+      <w:r>
+        <w:rPr>
+          <w:sz w:val="21"/>
+        </w:rPr>
         <w:t>Abra el formulario y complete los datos.</w:t>
       </w:r>
     </w:p>
@@ -5529,7 +5965,7 @@
           <w:color w:val="4F46E5"/>
           <w:sz w:val="21"/>
         </w:rPr>
-        <w:t xml:space="preserve">Paso 3. </w:t>
+        <w:t xml:space="preserve">Paso 4. </w:t>
       </w:r>
       <w:r>
         <w:rPr>
@@ -5548,7 +5984,7 @@
           <w:color w:val="4F46E5"/>
           <w:sz w:val="21"/>
         </w:rPr>
-        <w:t xml:space="preserve">Paso 4. </w:t>
+        <w:t xml:space="preserve">Paso 5. </w:t>
       </w:r>
       <w:r>
         <w:rPr>
@@ -5803,6 +6239,38 @@
         <w:rPr>
           <w:sz w:val="21"/>
         </w:rPr>
+        <w:t>Abra Bodega (detalle) y pulse la pestaña «Ubicaciones».</w:t>
+      </w:r>
+    </w:p>
+    <w:p>
+      <w:pPr>
+        <w:spacing w:after="120"/>
+        <w:ind w:left="680"/>
+      </w:pPr>
+      <w:r>
+        <w:rPr>
+          <w:color w:val="555555"/>
+          <w:sz w:val="19"/>
+        </w:rPr>
+        <w:t>Es donde se hace esta operación.</w:t>
+      </w:r>
+    </w:p>
+    <w:p>
+      <w:pPr>
+        <w:spacing w:after="40"/>
+      </w:pPr>
+      <w:r>
+        <w:rPr>
+          <w:b/>
+          <w:color w:val="4F46E5"/>
+          <w:sz w:val="21"/>
+        </w:rPr>
+        <w:t xml:space="preserve">Paso 3. </w:t>
+      </w:r>
+      <w:r>
+        <w:rPr>
+          <w:sz w:val="21"/>
+        </w:rPr>
         <w:t>Abra el formulario y complete los datos.</w:t>
       </w:r>
     </w:p>
@@ -6269,7 +6737,7 @@
           <w:color w:val="4F46E5"/>
           <w:sz w:val="21"/>
         </w:rPr>
-        <w:t xml:space="preserve">Paso 3. </w:t>
+        <w:t xml:space="preserve">Paso 4. </w:t>
       </w:r>
       <w:r>
         <w:rPr>
@@ -6288,7 +6756,7 @@
           <w:color w:val="4F46E5"/>
           <w:sz w:val="21"/>
         </w:rPr>
-        <w:t xml:space="preserve">Paso 4. </w:t>
+        <w:t xml:space="preserve">Paso 5. </w:t>
       </w:r>
       <w:r>
         <w:rPr>
@@ -6543,6 +7011,38 @@
         <w:rPr>
           <w:sz w:val="21"/>
         </w:rPr>
+        <w:t>Abra Centro de repuestos y pulse la pestaña «Vida útil».</w:t>
+      </w:r>
+    </w:p>
+    <w:p>
+      <w:pPr>
+        <w:spacing w:after="120"/>
+        <w:ind w:left="680"/>
+      </w:pPr>
+      <w:r>
+        <w:rPr>
+          <w:color w:val="555555"/>
+          <w:sz w:val="19"/>
+        </w:rPr>
+        <w:t>Es donde se hace esta operación.</w:t>
+      </w:r>
+    </w:p>
+    <w:p>
+      <w:pPr>
+        <w:spacing w:after="40"/>
+      </w:pPr>
+      <w:r>
+        <w:rPr>
+          <w:b/>
+          <w:color w:val="4F46E5"/>
+          <w:sz w:val="21"/>
+        </w:rPr>
+        <w:t xml:space="preserve">Paso 3. </w:t>
+      </w:r>
+      <w:r>
+        <w:rPr>
+          <w:sz w:val="21"/>
+        </w:rPr>
         <w:t>Ejecute la acción desde la pantalla.</w:t>
       </w:r>
     </w:p>
@@ -6556,7 +7056,7 @@
           <w:color w:val="4F46E5"/>
           <w:sz w:val="21"/>
         </w:rPr>
-        <w:t xml:space="preserve">Paso 3. </w:t>
+        <w:t xml:space="preserve">Paso 4. </w:t>
       </w:r>
       <w:r>
         <w:rPr>
@@ -6855,6 +7355,38 @@
         <w:rPr>
           <w:sz w:val="21"/>
         </w:rPr>
+        <w:t>Abra Centro de repuestos.</w:t>
+      </w:r>
+    </w:p>
+    <w:p>
+      <w:pPr>
+        <w:spacing w:after="120"/>
+        <w:ind w:left="680"/>
+      </w:pPr>
+      <w:r>
+        <w:rPr>
+          <w:color w:val="555555"/>
+          <w:sz w:val="19"/>
+        </w:rPr>
+        <w:t>Tiene estas pestañas: Resumen · Compatibilidades · Existencias · Posiciones · Movimientos · Vida útil · Evidencia y documentos</w:t>
+      </w:r>
+    </w:p>
+    <w:p>
+      <w:pPr>
+        <w:spacing w:after="40"/>
+      </w:pPr>
+      <w:r>
+        <w:rPr>
+          <w:b/>
+          <w:color w:val="4F46E5"/>
+          <w:sz w:val="21"/>
+        </w:rPr>
+        <w:t xml:space="preserve">Paso 3. </w:t>
+      </w:r>
+      <w:r>
+        <w:rPr>
+          <w:sz w:val="21"/>
+        </w:rPr>
         <w:t>Abra el formulario y complete los datos.</w:t>
       </w:r>
     </w:p>
@@ -7263,7 +7795,7 @@
           <w:color w:val="4F46E5"/>
           <w:sz w:val="21"/>
         </w:rPr>
-        <w:t xml:space="preserve">Paso 3. </w:t>
+        <w:t xml:space="preserve">Paso 4. </w:t>
       </w:r>
       <w:r>
         <w:rPr>
@@ -7282,7 +7814,7 @@
           <w:color w:val="4F46E5"/>
           <w:sz w:val="21"/>
         </w:rPr>
-        <w:t xml:space="preserve">Paso 4. </w:t>
+        <w:t xml:space="preserve">Paso 5. </w:t>
       </w:r>
       <w:r>
         <w:rPr>
@@ -7537,6 +8069,38 @@
         <w:rPr>
           <w:sz w:val="21"/>
         </w:rPr>
+        <w:t>Abra Repuesto (detalle) y pulse la pestaña «Lotes».</w:t>
+      </w:r>
+    </w:p>
+    <w:p>
+      <w:pPr>
+        <w:spacing w:after="120"/>
+        <w:ind w:left="680"/>
+      </w:pPr>
+      <w:r>
+        <w:rPr>
+          <w:color w:val="555555"/>
+          <w:sz w:val="19"/>
+        </w:rPr>
+        <w:t>Es donde se hace esta operación.</w:t>
+      </w:r>
+    </w:p>
+    <w:p>
+      <w:pPr>
+        <w:spacing w:after="40"/>
+      </w:pPr>
+      <w:r>
+        <w:rPr>
+          <w:b/>
+          <w:color w:val="4F46E5"/>
+          <w:sz w:val="21"/>
+        </w:rPr>
+        <w:t xml:space="preserve">Paso 3. </w:t>
+      </w:r>
+      <w:r>
+        <w:rPr>
+          <w:sz w:val="21"/>
+        </w:rPr>
         <w:t>Ejecute la acción desde la pantalla.</w:t>
       </w:r>
     </w:p>
@@ -7550,7 +8114,7 @@
           <w:color w:val="4F46E5"/>
           <w:sz w:val="21"/>
         </w:rPr>
-        <w:t xml:space="preserve">Paso 3. </w:t>
+        <w:t xml:space="preserve">Paso 4. </w:t>
       </w:r>
       <w:r>
         <w:rPr>
@@ -7893,6 +8457,38 @@
         <w:rPr>
           <w:sz w:val="21"/>
         </w:rPr>
+        <w:t>Abra Bodega (detalle) y pulse la pestaña «Ubicaciones».</w:t>
+      </w:r>
+    </w:p>
+    <w:p>
+      <w:pPr>
+        <w:spacing w:after="120"/>
+        <w:ind w:left="680"/>
+      </w:pPr>
+      <w:r>
+        <w:rPr>
+          <w:color w:val="555555"/>
+          <w:sz w:val="19"/>
+        </w:rPr>
+        <w:t>Es donde se hace esta operación.</w:t>
+      </w:r>
+    </w:p>
+    <w:p>
+      <w:pPr>
+        <w:spacing w:after="40"/>
+      </w:pPr>
+      <w:r>
+        <w:rPr>
+          <w:b/>
+          <w:color w:val="4F46E5"/>
+          <w:sz w:val="21"/>
+        </w:rPr>
+        <w:t xml:space="preserve">Paso 3. </w:t>
+      </w:r>
+      <w:r>
+        <w:rPr>
+          <w:sz w:val="21"/>
+        </w:rPr>
         <w:t>Ejecute la acción desde la pantalla.</w:t>
       </w:r>
     </w:p>
@@ -7906,7 +8502,7 @@
           <w:color w:val="4F46E5"/>
           <w:sz w:val="21"/>
         </w:rPr>
-        <w:t xml:space="preserve">Paso 3. </w:t>
+        <w:t xml:space="preserve">Paso 4. </w:t>
       </w:r>
       <w:r>
         <w:rPr>
@@ -8205,6 +8801,38 @@
         <w:rPr>
           <w:sz w:val="21"/>
         </w:rPr>
+        <w:t>Abra Centro de repuestos.</w:t>
+      </w:r>
+    </w:p>
+    <w:p>
+      <w:pPr>
+        <w:spacing w:after="120"/>
+        <w:ind w:left="680"/>
+      </w:pPr>
+      <w:r>
+        <w:rPr>
+          <w:color w:val="555555"/>
+          <w:sz w:val="19"/>
+        </w:rPr>
+        <w:t>Tiene estas pestañas: Resumen · Compatibilidades · Existencias · Posiciones · Movimientos · Vida útil · Evidencia y documentos</w:t>
+      </w:r>
+    </w:p>
+    <w:p>
+      <w:pPr>
+        <w:spacing w:after="40"/>
+      </w:pPr>
+      <w:r>
+        <w:rPr>
+          <w:b/>
+          <w:color w:val="4F46E5"/>
+          <w:sz w:val="21"/>
+        </w:rPr>
+        <w:t xml:space="preserve">Paso 3. </w:t>
+      </w:r>
+      <w:r>
+        <w:rPr>
+          <w:sz w:val="21"/>
+        </w:rPr>
         <w:t>Ejecute la acción desde la pantalla.</w:t>
       </w:r>
     </w:p>
@@ -8218,7 +8846,7 @@
           <w:color w:val="4F46E5"/>
           <w:sz w:val="21"/>
         </w:rPr>
-        <w:t xml:space="preserve">Paso 3. </w:t>
+        <w:t xml:space="preserve">Paso 4. </w:t>
       </w:r>
       <w:r>
         <w:rPr>
@@ -8517,6 +9145,38 @@
         <w:rPr>
           <w:sz w:val="21"/>
         </w:rPr>
+        <w:t>Abra Centro de repuestos.</w:t>
+      </w:r>
+    </w:p>
+    <w:p>
+      <w:pPr>
+        <w:spacing w:after="120"/>
+        <w:ind w:left="680"/>
+      </w:pPr>
+      <w:r>
+        <w:rPr>
+          <w:color w:val="555555"/>
+          <w:sz w:val="19"/>
+        </w:rPr>
+        <w:t>Tiene estas pestañas: Resumen · Compatibilidades · Existencias · Posiciones · Movimientos · Vida útil · Evidencia y documentos</w:t>
+      </w:r>
+    </w:p>
+    <w:p>
+      <w:pPr>
+        <w:spacing w:after="40"/>
+      </w:pPr>
+      <w:r>
+        <w:rPr>
+          <w:b/>
+          <w:color w:val="4F46E5"/>
+          <w:sz w:val="21"/>
+        </w:rPr>
+        <w:t xml:space="preserve">Paso 3. </w:t>
+      </w:r>
+      <w:r>
+        <w:rPr>
+          <w:sz w:val="21"/>
+        </w:rPr>
         <w:t>Ejecute la acción desde la pantalla.</w:t>
       </w:r>
     </w:p>
@@ -8530,7 +9190,7 @@
           <w:color w:val="4F46E5"/>
           <w:sz w:val="21"/>
         </w:rPr>
-        <w:t xml:space="preserve">Paso 3. </w:t>
+        <w:t xml:space="preserve">Paso 4. </w:t>
       </w:r>
       <w:r>
         <w:rPr>
@@ -8785,6 +9445,38 @@
         <w:rPr>
           <w:sz w:val="21"/>
         </w:rPr>
+        <w:t>Abra Centro de repuestos.</w:t>
+      </w:r>
+    </w:p>
+    <w:p>
+      <w:pPr>
+        <w:spacing w:after="120"/>
+        <w:ind w:left="680"/>
+      </w:pPr>
+      <w:r>
+        <w:rPr>
+          <w:color w:val="555555"/>
+          <w:sz w:val="19"/>
+        </w:rPr>
+        <w:t>Tiene estas pestañas: Resumen · Compatibilidades · Existencias · Posiciones · Movimientos · Vida útil · Evidencia y documentos</w:t>
+      </w:r>
+    </w:p>
+    <w:p>
+      <w:pPr>
+        <w:spacing w:after="40"/>
+      </w:pPr>
+      <w:r>
+        <w:rPr>
+          <w:b/>
+          <w:color w:val="4F46E5"/>
+          <w:sz w:val="21"/>
+        </w:rPr>
+        <w:t xml:space="preserve">Paso 3. </w:t>
+      </w:r>
+      <w:r>
+        <w:rPr>
+          <w:sz w:val="21"/>
+        </w:rPr>
         <w:t>Ejecute la acción desde la pantalla.</w:t>
       </w:r>
     </w:p>
@@ -8798,7 +9490,7 @@
           <w:color w:val="4F46E5"/>
           <w:sz w:val="21"/>
         </w:rPr>
-        <w:t xml:space="preserve">Paso 3. </w:t>
+        <w:t xml:space="preserve">Paso 4. </w:t>
       </w:r>
       <w:r>
         <w:rPr>
@@ -9053,6 +9745,38 @@
         <w:rPr>
           <w:sz w:val="21"/>
         </w:rPr>
+        <w:t>Abra Centro de repuestos.</w:t>
+      </w:r>
+    </w:p>
+    <w:p>
+      <w:pPr>
+        <w:spacing w:after="120"/>
+        <w:ind w:left="680"/>
+      </w:pPr>
+      <w:r>
+        <w:rPr>
+          <w:color w:val="555555"/>
+          <w:sz w:val="19"/>
+        </w:rPr>
+        <w:t>Tiene estas pestañas: Resumen · Compatibilidades · Existencias · Posiciones · Movimientos · Vida útil · Evidencia y documentos</w:t>
+      </w:r>
+    </w:p>
+    <w:p>
+      <w:pPr>
+        <w:spacing w:after="40"/>
+      </w:pPr>
+      <w:r>
+        <w:rPr>
+          <w:b/>
+          <w:color w:val="4F46E5"/>
+          <w:sz w:val="21"/>
+        </w:rPr>
+        <w:t xml:space="preserve">Paso 3. </w:t>
+      </w:r>
+      <w:r>
+        <w:rPr>
+          <w:sz w:val="21"/>
+        </w:rPr>
         <w:t>Ejecute la acción desde la pantalla.</w:t>
       </w:r>
     </w:p>
@@ -9066,7 +9790,7 @@
           <w:color w:val="4F46E5"/>
           <w:sz w:val="21"/>
         </w:rPr>
-        <w:t xml:space="preserve">Paso 3. </w:t>
+        <w:t xml:space="preserve">Paso 4. </w:t>
       </w:r>
       <w:r>
         <w:rPr>

--- a/Fase 2/Manuales/SIGMA_Manual_EP06_Repuestos_bodegas_e_inventario.docx
+++ b/Fase 2/Manuales/SIGMA_Manual_EP06_Repuestos_bodegas_e_inventario.docx
@@ -152,7 +152,7 @@
               <w:rPr>
                 <w:sz w:val="20"/>
               </w:rPr>
-              <w:t>3 visibles en el menú y 12 que se abren desde otra pantalla</w:t>
+              <w:t>5 en el menú y 9 que se abren desde ellas</w:t>
             </w:r>
           </w:p>
         </w:tc>
@@ -216,7 +216,7 @@
               <w:rPr>
                 <w:sz w:val="20"/>
               </w:rPr>
-              <w:t>1.0 · 01-10-2026</w:t>
+              <w:t>1.1 · 02-10-2026</w:t>
             </w:r>
           </w:p>
         </w:tc>
@@ -611,6 +611,18 @@
           <w:sz w:val="21"/>
         </w:rPr>
         <w:t>Definir mínimo y máximo de stock</w:t>
+      </w:r>
+    </w:p>
+    <w:p>
+      <w:pPr>
+        <w:pStyle w:val="ListBullet"/>
+        <w:spacing w:after="60"/>
+      </w:pPr>
+      <w:r>
+        <w:rPr>
+          <w:sz w:val="21"/>
+        </w:rPr>
+        <w:t>Imprimir etiquetas</w:t>
       </w:r>
     </w:p>
     <w:p>
@@ -667,7 +679,7 @@
           <w:i w:val="0"/>
           <w:sz w:val="22"/>
         </w:rPr>
-        <w:t>Desde el menú lateral:</w:t>
+        <w:t>Estas son las pantallas que usa el módulo, con la ruta exacta del menú lateral:</w:t>
       </w:r>
     </w:p>
     <w:tbl>
@@ -750,7 +762,7 @@
               <w:rPr>
                 <w:sz w:val="19"/>
               </w:rPr>
-              <w:t>Bodegas</w:t>
+              <w:t>Alertas</w:t>
             </w:r>
           </w:p>
         </w:tc>
@@ -764,7 +776,7 @@
               <w:rPr>
                 <w:sz w:val="19"/>
               </w:rPr>
-              <w:t>Inventario › Bodegas</w:t>
+              <w:t>Alertas</w:t>
             </w:r>
           </w:p>
         </w:tc>
@@ -794,7 +806,7 @@
               <w:rPr>
                 <w:sz w:val="19"/>
               </w:rPr>
-              <w:t>Tipos de repuesto</w:t>
+              <w:t>Bodegas</w:t>
             </w:r>
           </w:p>
         </w:tc>
@@ -808,7 +820,95 @@
               <w:rPr>
                 <w:sz w:val="19"/>
               </w:rPr>
-              <w:t>Inventario › Tipos de repuesto</w:t>
+              <w:t>Inventario › Bodegas</w:t>
+            </w:r>
+          </w:p>
+        </w:tc>
+        <w:tc>
+          <w:tcPr>
+            <w:tcW w:type="dxa" w:w="3118"/>
+          </w:tcPr>
+          <w:p>
+            <w:r/>
+            <w:r>
+              <w:rPr>
+                <w:sz w:val="19"/>
+              </w:rPr>
+              <w:t>—</w:t>
+            </w:r>
+          </w:p>
+        </w:tc>
+      </w:tr>
+      <w:tr>
+        <w:tc>
+          <w:tcPr>
+            <w:tcW w:type="dxa" w:w="2551"/>
+          </w:tcPr>
+          <w:p>
+            <w:r/>
+            <w:r>
+              <w:rPr>
+                <w:sz w:val="19"/>
+              </w:rPr>
+              <w:t>Escanear</w:t>
+            </w:r>
+          </w:p>
+        </w:tc>
+        <w:tc>
+          <w:tcPr>
+            <w:tcW w:type="dxa" w:w="3969"/>
+          </w:tcPr>
+          <w:p>
+            <w:r/>
+            <w:r>
+              <w:rPr>
+                <w:sz w:val="19"/>
+              </w:rPr>
+              <w:t>Utilidades › Escanear</w:t>
+            </w:r>
+          </w:p>
+        </w:tc>
+        <w:tc>
+          <w:tcPr>
+            <w:tcW w:type="dxa" w:w="3118"/>
+          </w:tcPr>
+          <w:p>
+            <w:r/>
+            <w:r>
+              <w:rPr>
+                <w:sz w:val="19"/>
+              </w:rPr>
+              <w:t>—</w:t>
+            </w:r>
+          </w:p>
+        </w:tc>
+      </w:tr>
+      <w:tr>
+        <w:tc>
+          <w:tcPr>
+            <w:tcW w:type="dxa" w:w="2551"/>
+          </w:tcPr>
+          <w:p>
+            <w:r/>
+            <w:r>
+              <w:rPr>
+                <w:sz w:val="19"/>
+              </w:rPr>
+              <w:t>Etiquetas</w:t>
+            </w:r>
+          </w:p>
+        </w:tc>
+        <w:tc>
+          <w:tcPr>
+            <w:tcW w:type="dxa" w:w="3969"/>
+          </w:tcPr>
+          <w:p>
+            <w:r/>
+            <w:r>
+              <w:rPr>
+                <w:sz w:val="19"/>
+              </w:rPr>
+              <w:t>Utilidades › Etiquetas</w:t>
             </w:r>
           </w:p>
         </w:tc>
@@ -971,7 +1071,7 @@
               <w:rPr>
                 <w:sz w:val="18"/>
               </w:rPr>
-              <w:t>Repuestos</w:t>
+              <w:t>Alerta (detalle)</w:t>
             </w:r>
           </w:p>
         </w:tc>
@@ -985,7 +1085,7 @@
               <w:rPr>
                 <w:sz w:val="18"/>
               </w:rPr>
-              <w:t>Inventario › Repuestos</w:t>
+              <w:t>Alerta (detalle)</w:t>
             </w:r>
           </w:p>
         </w:tc>
@@ -1015,7 +1115,7 @@
               <w:rPr>
                 <w:sz w:val="18"/>
               </w:rPr>
-              <w:t>Existencias</w:t>
+              <w:t>Repuesto (detalle)</w:t>
             </w:r>
           </w:p>
         </w:tc>
@@ -1029,7 +1129,7 @@
               <w:rPr>
                 <w:sz w:val="18"/>
               </w:rPr>
-              <w:t>Inventario › Existencias</w:t>
+              <w:t>Inventario › Repuesto (detalle)</w:t>
             </w:r>
           </w:p>
         </w:tc>
@@ -1043,7 +1143,7 @@
               <w:rPr>
                 <w:sz w:val="18"/>
               </w:rPr>
-              <w:t>—</w:t>
+              <w:t>Datos · Stock mín. y máx. · Lotes</w:t>
             </w:r>
           </w:p>
         </w:tc>
@@ -1059,7 +1159,7 @@
               <w:rPr>
                 <w:sz w:val="18"/>
               </w:rPr>
-              <w:t>Movimientos</w:t>
+              <w:t>Movimiento (detalle)</w:t>
             </w:r>
           </w:p>
         </w:tc>
@@ -1073,7 +1173,7 @@
               <w:rPr>
                 <w:sz w:val="18"/>
               </w:rPr>
-              <w:t>Inventario › Movimientos</w:t>
+              <w:t>Inventario › Movimiento (detalle)</w:t>
             </w:r>
           </w:p>
         </w:tc>
@@ -1103,7 +1203,7 @@
               <w:rPr>
                 <w:sz w:val="18"/>
               </w:rPr>
-              <w:t>Repuesto (detalle)</w:t>
+              <w:t>Existencia (detalle)</w:t>
             </w:r>
           </w:p>
         </w:tc>
@@ -1117,7 +1217,7 @@
               <w:rPr>
                 <w:sz w:val="18"/>
               </w:rPr>
-              <w:t>Inventario › Repuesto (detalle)</w:t>
+              <w:t>Inventario › Existencia (detalle)</w:t>
             </w:r>
           </w:p>
         </w:tc>
@@ -1131,7 +1231,7 @@
               <w:rPr>
                 <w:sz w:val="18"/>
               </w:rPr>
-              <w:t>Datos · Stock mín. y máx. · Lotes</w:t>
+              <w:t>Dónde está · Por estante y lote · Últimos movimientos</w:t>
             </w:r>
           </w:p>
         </w:tc>
@@ -1147,7 +1247,7 @@
               <w:rPr>
                 <w:sz w:val="18"/>
               </w:rPr>
-              <w:t>Bodega (detalle)</w:t>
+              <w:t>Compatibilidad (detalle)</w:t>
             </w:r>
           </w:p>
         </w:tc>
@@ -1161,7 +1261,7 @@
               <w:rPr>
                 <w:sz w:val="18"/>
               </w:rPr>
-              <w:t>Inventario › Bodega (detalle)</w:t>
+              <w:t>Inventario › Compatibilidad (detalle)</w:t>
             </w:r>
           </w:p>
         </w:tc>
@@ -1175,7 +1275,7 @@
               <w:rPr>
                 <w:sz w:val="18"/>
               </w:rPr>
-              <w:t>Datos · Ubicaciones</w:t>
+              <w:t>—</w:t>
             </w:r>
           </w:p>
         </w:tc>
@@ -1191,7 +1291,7 @@
               <w:rPr>
                 <w:sz w:val="18"/>
               </w:rPr>
-              <w:t>Existencia (detalle)</w:t>
+              <w:t>Bodega (detalle)</w:t>
             </w:r>
           </w:p>
         </w:tc>
@@ -1205,7 +1305,7 @@
               <w:rPr>
                 <w:sz w:val="18"/>
               </w:rPr>
-              <w:t>Inventario › Existencia (detalle)</w:t>
+              <w:t>Inventario › Bodega (detalle)</w:t>
             </w:r>
           </w:p>
         </w:tc>
@@ -1219,7 +1319,7 @@
               <w:rPr>
                 <w:sz w:val="18"/>
               </w:rPr>
-              <w:t>Dónde está · Por estante y lote · Últimos movimientos</w:t>
+              <w:t>Datos · Ubicaciones</w:t>
             </w:r>
           </w:p>
         </w:tc>
@@ -1235,7 +1335,7 @@
               <w:rPr>
                 <w:sz w:val="18"/>
               </w:rPr>
-              <w:t>Movimiento (detalle)</w:t>
+              <w:t>Vida útil de repuestos</w:t>
             </w:r>
           </w:p>
         </w:tc>
@@ -1249,7 +1349,7 @@
               <w:rPr>
                 <w:sz w:val="18"/>
               </w:rPr>
-              <w:t>Inventario › Movimiento (detalle)</w:t>
+              <w:t>Inventario › Vida útil de repuestos</w:t>
             </w:r>
           </w:p>
         </w:tc>
@@ -1279,7 +1379,7 @@
               <w:rPr>
                 <w:sz w:val="18"/>
               </w:rPr>
-              <w:t>Carga masiva de repuestos</w:t>
+              <w:t>Etiquetas (impresión)</w:t>
             </w:r>
           </w:p>
         </w:tc>
@@ -1293,7 +1393,7 @@
               <w:rPr>
                 <w:sz w:val="18"/>
               </w:rPr>
-              <w:t>Inventario › Carga masiva de repuestos</w:t>
+              <w:t>Utilidades › Etiquetas (impresión)</w:t>
             </w:r>
           </w:p>
         </w:tc>
@@ -1323,7 +1423,7 @@
               <w:rPr>
                 <w:sz w:val="18"/>
               </w:rPr>
-              <w:t>Compatibilidades</w:t>
+              <w:t>Carga masiva de repuestos</w:t>
             </w:r>
           </w:p>
         </w:tc>
@@ -1337,139 +1437,7 @@
               <w:rPr>
                 <w:sz w:val="18"/>
               </w:rPr>
-              <w:t>Inventario › Compatibilidades</w:t>
-            </w:r>
-          </w:p>
-        </w:tc>
-        <w:tc>
-          <w:tcPr>
-            <w:tcW w:type="dxa" w:w="3118"/>
-          </w:tcPr>
-          <w:p>
-            <w:r/>
-            <w:r>
-              <w:rPr>
-                <w:sz w:val="18"/>
-              </w:rPr>
-              <w:t>—</w:t>
-            </w:r>
-          </w:p>
-        </w:tc>
-      </w:tr>
-      <w:tr>
-        <w:tc>
-          <w:tcPr>
-            <w:tcW w:type="dxa" w:w="2551"/>
-          </w:tcPr>
-          <w:p>
-            <w:r/>
-            <w:r>
-              <w:rPr>
-                <w:sz w:val="18"/>
-              </w:rPr>
-              <w:t>Compatibilidad (detalle)</w:t>
-            </w:r>
-          </w:p>
-        </w:tc>
-        <w:tc>
-          <w:tcPr>
-            <w:tcW w:type="dxa" w:w="3969"/>
-          </w:tcPr>
-          <w:p>
-            <w:r/>
-            <w:r>
-              <w:rPr>
-                <w:sz w:val="18"/>
-              </w:rPr>
-              <w:t>Inventario › Compatibilidad (detalle)</w:t>
-            </w:r>
-          </w:p>
-        </w:tc>
-        <w:tc>
-          <w:tcPr>
-            <w:tcW w:type="dxa" w:w="3118"/>
-          </w:tcPr>
-          <w:p>
-            <w:r/>
-            <w:r>
-              <w:rPr>
-                <w:sz w:val="18"/>
-              </w:rPr>
-              <w:t>—</w:t>
-            </w:r>
-          </w:p>
-        </w:tc>
-      </w:tr>
-      <w:tr>
-        <w:tc>
-          <w:tcPr>
-            <w:tcW w:type="dxa" w:w="2551"/>
-          </w:tcPr>
-          <w:p>
-            <w:r/>
-            <w:r>
-              <w:rPr>
-                <w:sz w:val="18"/>
-              </w:rPr>
-              <w:t>Tipo de repuesto (detalle)</w:t>
-            </w:r>
-          </w:p>
-        </w:tc>
-        <w:tc>
-          <w:tcPr>
-            <w:tcW w:type="dxa" w:w="3969"/>
-          </w:tcPr>
-          <w:p>
-            <w:r/>
-            <w:r>
-              <w:rPr>
-                <w:sz w:val="18"/>
-              </w:rPr>
-              <w:t>Inventario › Tipo de repuesto (detalle)</w:t>
-            </w:r>
-          </w:p>
-        </w:tc>
-        <w:tc>
-          <w:tcPr>
-            <w:tcW w:type="dxa" w:w="3118"/>
-          </w:tcPr>
-          <w:p>
-            <w:r/>
-            <w:r>
-              <w:rPr>
-                <w:sz w:val="18"/>
-              </w:rPr>
-              <w:t>—</w:t>
-            </w:r>
-          </w:p>
-        </w:tc>
-      </w:tr>
-      <w:tr>
-        <w:tc>
-          <w:tcPr>
-            <w:tcW w:type="dxa" w:w="2551"/>
-          </w:tcPr>
-          <w:p>
-            <w:r/>
-            <w:r>
-              <w:rPr>
-                <w:sz w:val="18"/>
-              </w:rPr>
-              <w:t>Vida útil de repuestos</w:t>
-            </w:r>
-          </w:p>
-        </w:tc>
-        <w:tc>
-          <w:tcPr>
-            <w:tcW w:type="dxa" w:w="3969"/>
-          </w:tcPr>
-          <w:p>
-            <w:r/>
-            <w:r>
-              <w:rPr>
-                <w:sz w:val="18"/>
-              </w:rPr>
-              <w:t>Inventario › Vida útil de repuestos</w:t>
+              <w:t>Inventario › Carga masiva de repuestos</w:t>
             </w:r>
           </w:p>
         </w:tc>
@@ -1553,7 +1521,7 @@
         <w:rPr>
           <w:sz w:val="21"/>
         </w:rPr>
-        <w:t>Entre a Bodegas.</w:t>
+        <w:t>Entre a Centro de repuestos.</w:t>
       </w:r>
     </w:p>
     <w:p>
@@ -1566,7 +1534,7 @@
           <w:color w:val="555555"/>
           <w:sz w:val="19"/>
         </w:rPr>
-        <w:t>Menú: Inventario › Bodegas</w:t>
+        <w:t>Menú: Inventario › Centro de repuestos</w:t>
       </w:r>
     </w:p>
     <w:p>
@@ -1585,7 +1553,7 @@
         <w:rPr>
           <w:sz w:val="21"/>
         </w:rPr>
-        <w:t>Abra Centro de repuestos.</w:t>
+        <w:t>Desde el listado, pulse «Nuevo» para crear, o elija la fila que quiere modificar. Se abre Repuesto (detalle). Sitúese en la pestaña «Stock mín. y máx.».</w:t>
       </w:r>
     </w:p>
     <w:p>
@@ -1598,7 +1566,7 @@
           <w:color w:val="555555"/>
           <w:sz w:val="19"/>
         </w:rPr>
-        <w:t>Tiene estas pestañas: Resumen · Compatibilidades · Existencias · Posiciones · Movimientos · Vida útil · Evidencia y documentos</w:t>
+        <w:t>Es la pestaña donde se hace esta operación.</w:t>
       </w:r>
     </w:p>
     <w:p>
@@ -1617,7 +1585,7 @@
         <w:rPr>
           <w:sz w:val="21"/>
         </w:rPr>
-        <w:t>Abra el formulario y complete los datos.</w:t>
+        <w:t>Complete los datos.</w:t>
       </w:r>
     </w:p>
     <w:p>
@@ -1630,7 +1598,7 @@
           <w:color w:val="555555"/>
           <w:sz w:val="19"/>
         </w:rPr>
-        <w:t>Hay 5 campos; 4 son obligatorios.</w:t>
+        <w:t>Son 5 campos; 4 obligatorios.</w:t>
       </w:r>
     </w:p>
     <w:tbl>
@@ -2311,7 +2279,7 @@
         <w:rPr>
           <w:sz w:val="21"/>
         </w:rPr>
-        <w:t>Entre a Bodegas.</w:t>
+        <w:t>Entre a Centro de repuestos.</w:t>
       </w:r>
     </w:p>
     <w:p>
@@ -2324,7 +2292,7 @@
           <w:color w:val="555555"/>
           <w:sz w:val="19"/>
         </w:rPr>
-        <w:t>Menú: Inventario › Bodegas</w:t>
+        <w:t>Menú: Inventario › Centro de repuestos</w:t>
       </w:r>
     </w:p>
     <w:p>
@@ -2343,20 +2311,7 @@
         <w:rPr>
           <w:sz w:val="21"/>
         </w:rPr>
-        <w:t>Abra Centro de repuestos.</w:t>
-      </w:r>
-    </w:p>
-    <w:p>
-      <w:pPr>
-        <w:spacing w:after="120"/>
-        <w:ind w:left="680"/>
-      </w:pPr>
-      <w:r>
-        <w:rPr>
-          <w:color w:val="555555"/>
-          <w:sz w:val="19"/>
-        </w:rPr>
-        <w:t>Tiene estas pestañas: Resumen · Compatibilidades · Existencias · Posiciones · Movimientos · Vida útil · Evidencia y documentos</w:t>
+        <w:t>Desde el listado, elija la fila sobre la que va a trabajar. Se abre Movimiento (detalle).</w:t>
       </w:r>
     </w:p>
     <w:p>
@@ -2375,7 +2330,7 @@
         <w:rPr>
           <w:sz w:val="21"/>
         </w:rPr>
-        <w:t>Abra el formulario y complete los datos.</w:t>
+        <w:t>Complete los datos.</w:t>
       </w:r>
     </w:p>
     <w:p>
@@ -2388,7 +2343,7 @@
           <w:color w:val="555555"/>
           <w:sz w:val="19"/>
         </w:rPr>
-        <w:t>Hay 6 campos; 5 son obligatorios.</w:t>
+        <w:t>Son 6 campos; 5 obligatorios.</w:t>
       </w:r>
     </w:p>
     <w:tbl>
@@ -3127,7 +3082,7 @@
         <w:rPr>
           <w:sz w:val="21"/>
         </w:rPr>
-        <w:t>Entre a Bodegas.</w:t>
+        <w:t>Entre a Centro de repuestos.</w:t>
       </w:r>
     </w:p>
     <w:p>
@@ -3140,7 +3095,7 @@
           <w:color w:val="555555"/>
           <w:sz w:val="19"/>
         </w:rPr>
-        <w:t>Menú: Inventario › Bodegas</w:t>
+        <w:t>Menú: Inventario › Centro de repuestos</w:t>
       </w:r>
     </w:p>
     <w:p>
@@ -3159,7 +3114,7 @@
         <w:rPr>
           <w:sz w:val="21"/>
         </w:rPr>
-        <w:t>Abra Centro de repuestos.</w:t>
+        <w:t>Desde el listado, pulse «Nuevo» para crear, o elija la fila que quiere modificar. Se abre Repuesto (detalle).</w:t>
       </w:r>
     </w:p>
     <w:p>
@@ -3172,7 +3127,7 @@
           <w:color w:val="555555"/>
           <w:sz w:val="19"/>
         </w:rPr>
-        <w:t>Tiene estas pestañas: Resumen · Compatibilidades · Existencias · Posiciones · Movimientos · Vida útil · Evidencia y documentos</w:t>
+        <w:t>Esta pantalla tiene estas pestañas: Datos · Stock mín. y máx. · Lotes.</w:t>
       </w:r>
     </w:p>
     <w:p>
@@ -3191,7 +3146,7 @@
         <w:rPr>
           <w:sz w:val="21"/>
         </w:rPr>
-        <w:t>Abra el formulario y complete los datos.</w:t>
+        <w:t>Complete los datos.</w:t>
       </w:r>
     </w:p>
     <w:p>
@@ -3204,7 +3159,7 @@
           <w:color w:val="555555"/>
           <w:sz w:val="19"/>
         </w:rPr>
-        <w:t>Hay 11 campos; 3 son obligatorios.</w:t>
+        <w:t>Son 11 campos; 3 obligatorios.</w:t>
       </w:r>
     </w:p>
     <w:tbl>
@@ -4189,7 +4144,7 @@
         <w:rPr>
           <w:sz w:val="21"/>
         </w:rPr>
-        <w:t>Entre a Bodegas.</w:t>
+        <w:t>Entre a Centro de repuestos.</w:t>
       </w:r>
     </w:p>
     <w:p>
@@ -4202,7 +4157,7 @@
           <w:color w:val="555555"/>
           <w:sz w:val="19"/>
         </w:rPr>
-        <w:t>Menú: Inventario › Bodegas</w:t>
+        <w:t>Menú: Inventario › Centro de repuestos</w:t>
       </w:r>
     </w:p>
     <w:p>
@@ -4221,7 +4176,7 @@
         <w:rPr>
           <w:sz w:val="21"/>
         </w:rPr>
-        <w:t>Abra Centro de repuestos y pulse la pestaña «Existencias».</w:t>
+        <w:t>Desde el listado, elija la fila que quiere consultar. Se abre Existencia (detalle).</w:t>
       </w:r>
     </w:p>
     <w:p>
@@ -4234,7 +4189,7 @@
           <w:color w:val="555555"/>
           <w:sz w:val="19"/>
         </w:rPr>
-        <w:t>Es donde se hace esta operación.</w:t>
+        <w:t>Esta pantalla tiene estas pestañas: Dónde está · Por estante y lote · Últimos movimientos.</w:t>
       </w:r>
     </w:p>
     <w:p>
@@ -4253,7 +4208,20 @@
         <w:rPr>
           <w:sz w:val="21"/>
         </w:rPr>
-        <w:t>Ejecute la acción desde la pantalla.</w:t>
+        <w:t>Revise la información que muestra Existencia (detalle).</w:t>
+      </w:r>
+    </w:p>
+    <w:p>
+      <w:pPr>
+        <w:spacing w:after="120"/>
+        <w:ind w:left="680"/>
+      </w:pPr>
+      <w:r>
+        <w:rPr>
+          <w:color w:val="555555"/>
+          <w:sz w:val="19"/>
+        </w:rPr>
+        <w:t>Es una consulta: no hay nada que llenar ni que guardar.</w:t>
       </w:r>
     </w:p>
     <w:p>
@@ -4489,7 +4457,7 @@
         <w:rPr>
           <w:sz w:val="21"/>
         </w:rPr>
-        <w:t>Entre a Bodegas.</w:t>
+        <w:t>Entre a Centro de repuestos.</w:t>
       </w:r>
     </w:p>
     <w:p>
@@ -4502,7 +4470,7 @@
           <w:color w:val="555555"/>
           <w:sz w:val="19"/>
         </w:rPr>
-        <w:t>Menú: Inventario › Bodegas</w:t>
+        <w:t>Menú: Inventario › Centro de repuestos</w:t>
       </w:r>
     </w:p>
     <w:p>
@@ -4521,20 +4489,7 @@
         <w:rPr>
           <w:sz w:val="21"/>
         </w:rPr>
-        <w:t>Abra Centro de repuestos.</w:t>
-      </w:r>
-    </w:p>
-    <w:p>
-      <w:pPr>
-        <w:spacing w:after="120"/>
-        <w:ind w:left="680"/>
-      </w:pPr>
-      <w:r>
-        <w:rPr>
-          <w:color w:val="555555"/>
-          <w:sz w:val="19"/>
-        </w:rPr>
-        <w:t>Tiene estas pestañas: Resumen · Compatibilidades · Existencias · Posiciones · Movimientos · Vida útil · Evidencia y documentos</w:t>
+        <w:t>Desde el listado, pulse «Nuevo» para crear, o elija la fila que quiere modificar. Se abre Movimiento (detalle).</w:t>
       </w:r>
     </w:p>
     <w:p>
@@ -4553,7 +4508,7 @@
         <w:rPr>
           <w:sz w:val="21"/>
         </w:rPr>
-        <w:t>Abra el formulario y complete los datos.</w:t>
+        <w:t>Complete los datos.</w:t>
       </w:r>
     </w:p>
     <w:p>
@@ -4566,7 +4521,7 @@
           <w:color w:val="555555"/>
           <w:sz w:val="19"/>
         </w:rPr>
-        <w:t>Hay 10 campos; 4 son obligatorios.</w:t>
+        <w:t>Son 10 campos; 4 obligatorios.</w:t>
       </w:r>
     </w:p>
     <w:tbl>
@@ -5493,7 +5448,7 @@
         <w:rPr>
           <w:sz w:val="21"/>
         </w:rPr>
-        <w:t>Entre a Bodegas.</w:t>
+        <w:t>Entre a Centro de repuestos.</w:t>
       </w:r>
     </w:p>
     <w:p>
@@ -5506,7 +5461,7 @@
           <w:color w:val="555555"/>
           <w:sz w:val="19"/>
         </w:rPr>
-        <w:t>Menú: Inventario › Bodegas</w:t>
+        <w:t>Menú: Inventario › Centro de repuestos</w:t>
       </w:r>
     </w:p>
     <w:p>
@@ -5525,20 +5480,7 @@
         <w:rPr>
           <w:sz w:val="21"/>
         </w:rPr>
-        <w:t>Abra Centro de repuestos.</w:t>
-      </w:r>
-    </w:p>
-    <w:p>
-      <w:pPr>
-        <w:spacing w:after="120"/>
-        <w:ind w:left="680"/>
-      </w:pPr>
-      <w:r>
-        <w:rPr>
-          <w:color w:val="555555"/>
-          <w:sz w:val="19"/>
-        </w:rPr>
-        <w:t>Tiene estas pestañas: Resumen · Compatibilidades · Existencias · Posiciones · Movimientos · Vida útil · Evidencia y documentos</w:t>
+        <w:t>Desde el listado, pulse «Nuevo» para crear, o elija la fila que quiere modificar. Se abre Compatibilidad (detalle).</w:t>
       </w:r>
     </w:p>
     <w:p>
@@ -5557,7 +5499,7 @@
         <w:rPr>
           <w:sz w:val="21"/>
         </w:rPr>
-        <w:t>Abra el formulario y complete los datos.</w:t>
+        <w:t>Complete los datos.</w:t>
       </w:r>
     </w:p>
     <w:p>
@@ -5570,7 +5512,7 @@
           <w:color w:val="555555"/>
           <w:sz w:val="19"/>
         </w:rPr>
-        <w:t>Hay 5 campos; 3 son obligatorios.</w:t>
+        <w:t>Son 5 campos; 3 obligatorios.</w:t>
       </w:r>
     </w:p>
     <w:tbl>
@@ -6239,7 +6181,7 @@
         <w:rPr>
           <w:sz w:val="21"/>
         </w:rPr>
-        <w:t>Abra Bodega (detalle) y pulse la pestaña «Ubicaciones».</w:t>
+        <w:t>Desde el listado, pulse «Nuevo» para crear, o elija la fila que quiere modificar. Se abre Bodega (detalle). Sitúese en la pestaña «Ubicaciones».</w:t>
       </w:r>
     </w:p>
     <w:p>
@@ -6252,7 +6194,7 @@
           <w:color w:val="555555"/>
           <w:sz w:val="19"/>
         </w:rPr>
-        <w:t>Es donde se hace esta operación.</w:t>
+        <w:t>Es la pestaña donde se hace esta operación.</w:t>
       </w:r>
     </w:p>
     <w:p>
@@ -6271,7 +6213,7 @@
         <w:rPr>
           <w:sz w:val="21"/>
         </w:rPr>
-        <w:t>Abra el formulario y complete los datos.</w:t>
+        <w:t>Complete los datos.</w:t>
       </w:r>
     </w:p>
     <w:p>
@@ -6284,7 +6226,7 @@
           <w:color w:val="555555"/>
           <w:sz w:val="19"/>
         </w:rPr>
-        <w:t>Hay 6 campos; 4 son obligatorios.</w:t>
+        <w:t>Son 6 campos; 4 obligatorios.</w:t>
       </w:r>
     </w:p>
     <w:tbl>
@@ -6979,7 +6921,7 @@
         <w:rPr>
           <w:sz w:val="21"/>
         </w:rPr>
-        <w:t>Entre a Bodegas.</w:t>
+        <w:t>Entre a Centro de repuestos.</w:t>
       </w:r>
     </w:p>
     <w:p>
@@ -6992,7 +6934,7 @@
           <w:color w:val="555555"/>
           <w:sz w:val="19"/>
         </w:rPr>
-        <w:t>Menú: Inventario › Bodegas</w:t>
+        <w:t>Menú: Inventario › Centro de repuestos</w:t>
       </w:r>
     </w:p>
     <w:p>
@@ -7011,20 +6953,7 @@
         <w:rPr>
           <w:sz w:val="21"/>
         </w:rPr>
-        <w:t>Abra Centro de repuestos y pulse la pestaña «Vida útil».</w:t>
-      </w:r>
-    </w:p>
-    <w:p>
-      <w:pPr>
-        <w:spacing w:after="120"/>
-        <w:ind w:left="680"/>
-      </w:pPr>
-      <w:r>
-        <w:rPr>
-          <w:color w:val="555555"/>
-          <w:sz w:val="19"/>
-        </w:rPr>
-        <w:t>Es donde se hace esta operación.</w:t>
+        <w:t>Desde esa pantalla, abra Vida útil de repuestos.</w:t>
       </w:r>
     </w:p>
     <w:p>
@@ -7043,7 +6972,20 @@
         <w:rPr>
           <w:sz w:val="21"/>
         </w:rPr>
-        <w:t>Ejecute la acción desde la pantalla.</w:t>
+        <w:t>Revise la información que muestra Vida útil de repuestos.</w:t>
+      </w:r>
+    </w:p>
+    <w:p>
+      <w:pPr>
+        <w:spacing w:after="120"/>
+        <w:ind w:left="680"/>
+      </w:pPr>
+      <w:r>
+        <w:rPr>
+          <w:color w:val="555555"/>
+          <w:sz w:val="19"/>
+        </w:rPr>
+        <w:t>Es una consulta: no hay nada que llenar ni que guardar.</w:t>
       </w:r>
     </w:p>
     <w:p>
@@ -7323,7 +7265,7 @@
         <w:rPr>
           <w:sz w:val="21"/>
         </w:rPr>
-        <w:t>Entre a Bodegas.</w:t>
+        <w:t>Entre a Centro de repuestos.</w:t>
       </w:r>
     </w:p>
     <w:p>
@@ -7336,7 +7278,7 @@
           <w:color w:val="555555"/>
           <w:sz w:val="19"/>
         </w:rPr>
-        <w:t>Menú: Inventario › Bodegas</w:t>
+        <w:t>Menú: Inventario › Centro de repuestos</w:t>
       </w:r>
     </w:p>
     <w:p>
@@ -7355,20 +7297,7 @@
         <w:rPr>
           <w:sz w:val="21"/>
         </w:rPr>
-        <w:t>Abra Centro de repuestos.</w:t>
-      </w:r>
-    </w:p>
-    <w:p>
-      <w:pPr>
-        <w:spacing w:after="120"/>
-        <w:ind w:left="680"/>
-      </w:pPr>
-      <w:r>
-        <w:rPr>
-          <w:color w:val="555555"/>
-          <w:sz w:val="19"/>
-        </w:rPr>
-        <w:t>Tiene estas pestañas: Resumen · Compatibilidades · Existencias · Posiciones · Movimientos · Vida útil · Evidencia y documentos</w:t>
+        <w:t>Desde el listado, pulse «Nuevo» para crear, o elija la fila que quiere modificar. Se abre Movimiento (detalle).</w:t>
       </w:r>
     </w:p>
     <w:p>
@@ -7387,7 +7316,7 @@
         <w:rPr>
           <w:sz w:val="21"/>
         </w:rPr>
-        <w:t>Abra el formulario y complete los datos.</w:t>
+        <w:t>Complete los datos.</w:t>
       </w:r>
     </w:p>
     <w:p>
@@ -7400,7 +7329,7 @@
           <w:color w:val="555555"/>
           <w:sz w:val="19"/>
         </w:rPr>
-        <w:t>Hay 5 campos; 4 son obligatorios.</w:t>
+        <w:t>Son 5 campos; 4 obligatorios.</w:t>
       </w:r>
     </w:p>
     <w:tbl>
@@ -8037,7 +7966,7 @@
         <w:rPr>
           <w:sz w:val="21"/>
         </w:rPr>
-        <w:t>Entre a Bodegas.</w:t>
+        <w:t>Entre a Centro de repuestos.</w:t>
       </w:r>
     </w:p>
     <w:p>
@@ -8050,7 +7979,7 @@
           <w:color w:val="555555"/>
           <w:sz w:val="19"/>
         </w:rPr>
-        <w:t>Menú: Inventario › Bodegas</w:t>
+        <w:t>Menú: Inventario › Centro de repuestos</w:t>
       </w:r>
     </w:p>
     <w:p>
@@ -8069,7 +7998,7 @@
         <w:rPr>
           <w:sz w:val="21"/>
         </w:rPr>
-        <w:t>Abra Repuesto (detalle) y pulse la pestaña «Lotes».</w:t>
+        <w:t>Desde el listado, elija la fila que quiere consultar. Se abre Existencia (detalle). Sitúese en la pestaña «Por estante y lote».</w:t>
       </w:r>
     </w:p>
     <w:p>
@@ -8082,7 +8011,7 @@
           <w:color w:val="555555"/>
           <w:sz w:val="19"/>
         </w:rPr>
-        <w:t>Es donde se hace esta operación.</w:t>
+        <w:t>Es la pestaña donde se hace esta operación.</w:t>
       </w:r>
     </w:p>
     <w:p>
@@ -8101,7 +8030,20 @@
         <w:rPr>
           <w:sz w:val="21"/>
         </w:rPr>
-        <w:t>Ejecute la acción desde la pantalla.</w:t>
+        <w:t>Revise la información que muestra Existencia (detalle).</w:t>
+      </w:r>
+    </w:p>
+    <w:p>
+      <w:pPr>
+        <w:spacing w:after="120"/>
+        <w:ind w:left="680"/>
+      </w:pPr>
+      <w:r>
+        <w:rPr>
+          <w:color w:val="555555"/>
+          <w:sz w:val="19"/>
+        </w:rPr>
+        <w:t>Es una consulta: no hay nada que llenar ni que guardar.</w:t>
       </w:r>
     </w:p>
     <w:p>
@@ -8425,7 +8367,7 @@
         <w:rPr>
           <w:sz w:val="21"/>
         </w:rPr>
-        <w:t>Entre a Bodegas.</w:t>
+        <w:t>Entre a Etiquetas.</w:t>
       </w:r>
     </w:p>
     <w:p>
@@ -8438,7 +8380,7 @@
           <w:color w:val="555555"/>
           <w:sz w:val="19"/>
         </w:rPr>
-        <w:t>Menú: Inventario › Bodegas</w:t>
+        <w:t>Menú: Utilidades › Etiquetas</w:t>
       </w:r>
     </w:p>
     <w:p>
@@ -8457,20 +8399,7 @@
         <w:rPr>
           <w:sz w:val="21"/>
         </w:rPr>
-        <w:t>Abra Bodega (detalle) y pulse la pestaña «Ubicaciones».</w:t>
-      </w:r>
-    </w:p>
-    <w:p>
-      <w:pPr>
-        <w:spacing w:after="120"/>
-        <w:ind w:left="680"/>
-      </w:pPr>
-      <w:r>
-        <w:rPr>
-          <w:color w:val="555555"/>
-          <w:sz w:val="19"/>
-        </w:rPr>
-        <w:t>Es donde se hace esta operación.</w:t>
+        <w:t>Desde esa pantalla, abra Etiquetas (impresión).</w:t>
       </w:r>
     </w:p>
     <w:p>
@@ -8489,7 +8418,20 @@
         <w:rPr>
           <w:sz w:val="21"/>
         </w:rPr>
-        <w:t>Ejecute la acción desde la pantalla.</w:t>
+        <w:t>Complete la operación con los botones de Etiquetas (impresión).</w:t>
+      </w:r>
+    </w:p>
+    <w:p>
+      <w:pPr>
+        <w:spacing w:after="120"/>
+        <w:ind w:left="680"/>
+      </w:pPr>
+      <w:r>
+        <w:rPr>
+          <w:color w:val="555555"/>
+          <w:sz w:val="19"/>
+        </w:rPr>
+        <w:t>Esta operación no declara campos de entrada: se resuelve con las acciones de la propia pantalla.</w:t>
       </w:r>
     </w:p>
     <w:p>
@@ -8769,7 +8711,7 @@
         <w:rPr>
           <w:sz w:val="21"/>
         </w:rPr>
-        <w:t>Entre a Bodegas.</w:t>
+        <w:t>Entre a Escanear.</w:t>
       </w:r>
     </w:p>
     <w:p>
@@ -8782,7 +8724,7 @@
           <w:color w:val="555555"/>
           <w:sz w:val="19"/>
         </w:rPr>
-        <w:t>Menú: Inventario › Bodegas</w:t>
+        <w:t>Menú: Utilidades › Escanear</w:t>
       </w:r>
     </w:p>
     <w:p>
@@ -8801,7 +8743,7 @@
         <w:rPr>
           <w:sz w:val="21"/>
         </w:rPr>
-        <w:t>Abra Centro de repuestos.</w:t>
+        <w:t>Revise la información que muestra Escanear.</w:t>
       </w:r>
     </w:p>
     <w:p>
@@ -8814,7 +8756,7 @@
           <w:color w:val="555555"/>
           <w:sz w:val="19"/>
         </w:rPr>
-        <w:t>Tiene estas pestañas: Resumen · Compatibilidades · Existencias · Posiciones · Movimientos · Vida útil · Evidencia y documentos</w:t>
+        <w:t>Es una consulta: no hay nada que llenar ni que guardar.</w:t>
       </w:r>
     </w:p>
     <w:p>
@@ -8828,25 +8770,6 @@
           <w:sz w:val="21"/>
         </w:rPr>
         <w:t xml:space="preserve">Paso 3. </w:t>
-      </w:r>
-      <w:r>
-        <w:rPr>
-          <w:sz w:val="21"/>
-        </w:rPr>
-        <w:t>Ejecute la acción desde la pantalla.</w:t>
-      </w:r>
-    </w:p>
-    <w:p>
-      <w:pPr>
-        <w:spacing w:after="40"/>
-      </w:pPr>
-      <w:r>
-        <w:rPr>
-          <w:b/>
-          <w:color w:val="4F46E5"/>
-          <w:sz w:val="21"/>
-        </w:rPr>
-        <w:t xml:space="preserve">Paso 4. </w:t>
       </w:r>
       <w:r>
         <w:rPr>
@@ -9113,7 +9036,7 @@
         <w:rPr>
           <w:sz w:val="21"/>
         </w:rPr>
-        <w:t>Entre a Bodegas.</w:t>
+        <w:t>Entre a Centro de repuestos.</w:t>
       </w:r>
     </w:p>
     <w:p>
@@ -9126,7 +9049,7 @@
           <w:color w:val="555555"/>
           <w:sz w:val="19"/>
         </w:rPr>
-        <w:t>Menú: Inventario › Bodegas</w:t>
+        <w:t>Menú: Inventario › Centro de repuestos</w:t>
       </w:r>
     </w:p>
     <w:p>
@@ -9145,20 +9068,7 @@
         <w:rPr>
           <w:sz w:val="21"/>
         </w:rPr>
-        <w:t>Abra Centro de repuestos.</w:t>
-      </w:r>
-    </w:p>
-    <w:p>
-      <w:pPr>
-        <w:spacing w:after="120"/>
-        <w:ind w:left="680"/>
-      </w:pPr>
-      <w:r>
-        <w:rPr>
-          <w:color w:val="555555"/>
-          <w:sz w:val="19"/>
-        </w:rPr>
-        <w:t>Tiene estas pestañas: Resumen · Compatibilidades · Existencias · Posiciones · Movimientos · Vida útil · Evidencia y documentos</w:t>
+        <w:t>Desde esa pantalla, abra Carga masiva de repuestos.</w:t>
       </w:r>
     </w:p>
     <w:p>
@@ -9177,7 +9087,20 @@
         <w:rPr>
           <w:sz w:val="21"/>
         </w:rPr>
-        <w:t>Ejecute la acción desde la pantalla.</w:t>
+        <w:t>Complete la operación con los botones de Carga masiva de repuestos.</w:t>
+      </w:r>
+    </w:p>
+    <w:p>
+      <w:pPr>
+        <w:spacing w:after="120"/>
+        <w:ind w:left="680"/>
+      </w:pPr>
+      <w:r>
+        <w:rPr>
+          <w:color w:val="555555"/>
+          <w:sz w:val="19"/>
+        </w:rPr>
+        <w:t>Esta operación no declara campos de entrada: se resuelve con las acciones de la propia pantalla.</w:t>
       </w:r>
     </w:p>
     <w:p>
@@ -9399,6 +9322,20 @@
     </w:p>
     <w:p>
       <w:pPr>
+        <w:spacing w:after="120"/>
+      </w:pPr>
+      <w:r>
+        <w:rPr>
+          <w:b w:val="0"/>
+          <w:i w:val="0"/>
+          <w:color w:val="555555"/>
+          <w:sz w:val="20"/>
+        </w:rPr>
+        <w:t>El codigo se genera solo al crear el registro; esta pantalla sirve para imprimirlo.</w:t>
+      </w:r>
+    </w:p>
+    <w:p>
+      <w:pPr>
         <w:spacing w:after="40"/>
       </w:pPr>
       <w:r>
@@ -9413,7 +9350,7 @@
         <w:rPr>
           <w:sz w:val="21"/>
         </w:rPr>
-        <w:t>Entre a Bodegas.</w:t>
+        <w:t>Entre a Etiquetas.</w:t>
       </w:r>
     </w:p>
     <w:p>
@@ -9426,7 +9363,7 @@
           <w:color w:val="555555"/>
           <w:sz w:val="19"/>
         </w:rPr>
-        <w:t>Menú: Inventario › Bodegas</w:t>
+        <w:t>Menú: Utilidades › Etiquetas</w:t>
       </w:r>
     </w:p>
     <w:p>
@@ -9445,7 +9382,7 @@
         <w:rPr>
           <w:sz w:val="21"/>
         </w:rPr>
-        <w:t>Abra Centro de repuestos.</w:t>
+        <w:t>Complete la operación con los botones de Etiquetas.</w:t>
       </w:r>
     </w:p>
     <w:p>
@@ -9458,7 +9395,7 @@
           <w:color w:val="555555"/>
           <w:sz w:val="19"/>
         </w:rPr>
-        <w:t>Tiene estas pestañas: Resumen · Compatibilidades · Existencias · Posiciones · Movimientos · Vida útil · Evidencia y documentos</w:t>
+        <w:t>Esta operación no declara campos de entrada: se resuelve con las acciones de la propia pantalla.</w:t>
       </w:r>
     </w:p>
     <w:p>
@@ -9472,25 +9409,6 @@
           <w:sz w:val="21"/>
         </w:rPr>
         <w:t xml:space="preserve">Paso 3. </w:t>
-      </w:r>
-      <w:r>
-        <w:rPr>
-          <w:sz w:val="21"/>
-        </w:rPr>
-        <w:t>Ejecute la acción desde la pantalla.</w:t>
-      </w:r>
-    </w:p>
-    <w:p>
-      <w:pPr>
-        <w:spacing w:after="40"/>
-      </w:pPr>
-      <w:r>
-        <w:rPr>
-          <w:b/>
-          <w:color w:val="4F46E5"/>
-          <w:sz w:val="21"/>
-        </w:rPr>
-        <w:t xml:space="preserve">Paso 4. </w:t>
       </w:r>
       <w:r>
         <w:rPr>
@@ -9699,6 +9617,20 @@
     </w:p>
     <w:p>
       <w:pPr>
+        <w:spacing w:after="120"/>
+      </w:pPr>
+      <w:r>
+        <w:rPr>
+          <w:b w:val="0"/>
+          <w:i w:val="0"/>
+          <w:color w:val="555555"/>
+          <w:sz w:val="20"/>
+        </w:rPr>
+        <w:t>El aviso lo levanta el sistema por su cuenta; aqui se consulta lo que aviso.</w:t>
+      </w:r>
+    </w:p>
+    <w:p>
+      <w:pPr>
         <w:spacing w:after="40"/>
       </w:pPr>
       <w:r>
@@ -9713,7 +9645,7 @@
         <w:rPr>
           <w:sz w:val="21"/>
         </w:rPr>
-        <w:t>Entre a Bodegas.</w:t>
+        <w:t>Entre a Alertas.</w:t>
       </w:r>
     </w:p>
     <w:p>
@@ -9726,7 +9658,7 @@
           <w:color w:val="555555"/>
           <w:sz w:val="19"/>
         </w:rPr>
-        <w:t>Menú: Inventario › Bodegas</w:t>
+        <w:t>Menú: Alertas</w:t>
       </w:r>
     </w:p>
     <w:p>
@@ -9745,20 +9677,7 @@
         <w:rPr>
           <w:sz w:val="21"/>
         </w:rPr>
-        <w:t>Abra Centro de repuestos.</w:t>
-      </w:r>
-    </w:p>
-    <w:p>
-      <w:pPr>
-        <w:spacing w:after="120"/>
-        <w:ind w:left="680"/>
-      </w:pPr>
-      <w:r>
-        <w:rPr>
-          <w:color w:val="555555"/>
-          <w:sz w:val="19"/>
-        </w:rPr>
-        <w:t>Tiene estas pestañas: Resumen · Compatibilidades · Existencias · Posiciones · Movimientos · Vida útil · Evidencia y documentos</w:t>
+        <w:t>Desde el listado, elija la fila sobre la que va a trabajar. Se abre Alerta (detalle).</w:t>
       </w:r>
     </w:p>
     <w:p>
@@ -9777,7 +9696,20 @@
         <w:rPr>
           <w:sz w:val="21"/>
         </w:rPr>
-        <w:t>Ejecute la acción desde la pantalla.</w:t>
+        <w:t>Complete la operación con los botones de Alerta (detalle).</w:t>
+      </w:r>
+    </w:p>
+    <w:p>
+      <w:pPr>
+        <w:spacing w:after="120"/>
+        <w:ind w:left="680"/>
+      </w:pPr>
+      <w:r>
+        <w:rPr>
+          <w:color w:val="555555"/>
+          <w:sz w:val="19"/>
+        </w:rPr>
+        <w:t>Esta operación no declara campos de entrada: se resuelve con las acciones de la propia pantalla.</w:t>
       </w:r>
     </w:p>
     <w:p>
@@ -10604,7 +10536,7 @@
           <w:color w:val="555555"/>
           <w:sz w:val="18"/>
         </w:rPr>
-        <w:t>Generado desde el Product Backlog (historias, campos de entrada y criterios de aceptación) y desde la tabla Menus de la base. Para actualizarlo: python _scratch/gen_manual_modulo.py</w:t>
+        <w:t>Generado desde el Product Backlog (historias, campos de entrada y criterios de aceptación), desde la tabla Menus de la base y desde las pestañas leídas de los .aspx. Para actualizarlo: python _scratch/gen_manual_modulo.py</w:t>
       </w:r>
     </w:p>
     <w:sectPr>
